--- a/src/assets/Форма договора 23.04.2026.docx
+++ b/src/assets/Форма договора 23.04.2026.docx
@@ -6111,7 +6111,7 @@
           <w:sz w:val="24"/>
           <w:szCs w:val="24"/>
         </w:rPr>
-        <w:t>12</w:t>
+        <w:t>14</w:t>
       </w:r>
       <w:r>
         <w:rPr>
@@ -6127,23 +6127,25 @@
           <w:sz w:val="24"/>
           <w:szCs w:val="24"/>
         </w:rPr>
-        <w:t>двенадцать</w:t>
-      </w:r>
-      <w:r>
-        <w:rPr>
-          <w:bCs/>
-          <w:sz w:val="24"/>
-          <w:szCs w:val="24"/>
-        </w:rPr>
-        <w:t xml:space="preserve"> </w:t>
-      </w:r>
-      <w:r>
-        <w:rPr>
-          <w:bCs/>
-          <w:sz w:val="24"/>
-          <w:szCs w:val="24"/>
-        </w:rPr>
-        <w:t xml:space="preserve">тысяч) </w:t>
+        <w:t>четырнадцать</w:t>
+      </w:r>
+      <w:r>
+        <w:rPr>
+          <w:bCs/>
+          <w:sz w:val="24"/>
+          <w:szCs w:val="24"/>
+        </w:rPr>
+        <w:t xml:space="preserve"> тысяч</w:t>
+      </w:r>
+      <w:bookmarkStart w:id="4" w:name="_GoBack"/>
+      <w:bookmarkEnd w:id="4"/>
+      <w:r>
+        <w:rPr>
+          <w:bCs/>
+          <w:sz w:val="24"/>
+          <w:szCs w:val="24"/>
+        </w:rPr>
+        <w:t xml:space="preserve">) </w:t>
       </w:r>
       <w:r>
         <w:rPr>
@@ -6322,8 +6324,6 @@
           <w:szCs w:val="24"/>
         </w:rPr>
       </w:pPr>
-      <w:bookmarkStart w:id="4" w:name="_GoBack"/>
-      <w:bookmarkEnd w:id="4"/>
     </w:p>
     <w:p>
       <w:pPr>
@@ -6354,7 +6354,6 @@
           <w:sz w:val="24"/>
           <w:szCs w:val="24"/>
         </w:rPr>
-        <w:lastRenderedPageBreak/>
         <w:t xml:space="preserve">Статья 3. </w:t>
       </w:r>
       <w:r>
@@ -13485,6 +13484,7 @@
     <w:rsid w:val="009610A8"/>
     <w:rsid w:val="00975396"/>
     <w:rsid w:val="009E43E4"/>
+    <w:rsid w:val="009F5162"/>
     <w:rsid w:val="00A02544"/>
     <w:rsid w:val="00A038AB"/>
     <w:rsid w:val="00B139CA"/>
@@ -14301,7 +14301,7 @@
 </file>
 
 <file path=customXml/itemProps1.xml><?xml version="1.0" encoding="utf-8"?>
-<ds:datastoreItem xmlns:ds="http://schemas.openxmlformats.org/officeDocument/2006/customXml" ds:itemID="{CE5EB41D-EB8F-49CC-9580-9E440C226576}">
+<ds:datastoreItem xmlns:ds="http://schemas.openxmlformats.org/officeDocument/2006/customXml" ds:itemID="{C8128FFE-2852-40C8-81F0-B9A7748A3462}">
   <ds:schemaRefs>
     <ds:schemaRef ds:uri="http://schemas.openxmlformats.org/officeDocument/2006/bibliography"/>
   </ds:schemaRefs>
